--- a/work_agents/Aria - Process Engineer/deliverables/1-PRC-0001.docx
+++ b/work_agents/Aria - Process Engineer/deliverables/1-PRC-0001.docx
@@ -183,7 +183,7 @@
           </w:tcPr>
           <w:p>
             <w:r>
-              <w:t>0</w:t>
+              <w:t>R0</w:t>
             </w:r>
           </w:p>
         </w:tc>
@@ -243,7 +243,7 @@
     </w:p>
     <w:p>
       <w:r>
-        <w:t>This document defines the process design criteria for the Monoethylene Glycol (MEG) Transfer Pump Skid project at B Star Chemetics' Sarnia facility. It establishes the fundamental fluid properties, design conditions, design basis, and risk considerations necessary for the engineering, procurement, and construction phases of the horizontal centrifugal pump skid. The purpose is to ensure consistent and safe design practices are applied throughout the project lifecycle.</w:t>
+        <w:t>This document defines the process design criteria for the Monoethylene Glycol (MEG) Transfer Pump Skid project at B Star Chemetics' Sarnia facility. It consolidates critical fluid data, design conditions, design basis, and risk considerations to guide the detailed engineering, equipment specification, and procurement phases of the project. The purpose is to ensure all subsequent design activities are consistent with the established process requirements.</w:t>
       </w:r>
     </w:p>
     <w:p>
@@ -358,7 +358,37 @@
           </w:tcPr>
           <w:p>
             <w:r>
-              <w:t>Monoethylene Glycol (MEG), 95% by weight</w:t>
+              <w:t>Monoethylene Glycol</w:t>
+            </w:r>
+          </w:p>
+        </w:tc>
+        <w:tc>
+          <w:tcPr>
+            <w:tcW w:type="dxa" w:w="2160"/>
+          </w:tcPr>
+          <w:p>
+            <w:r/>
+          </w:p>
+        </w:tc>
+        <w:tc>
+          <w:tcPr>
+            <w:tcW w:type="dxa" w:w="2160"/>
+          </w:tcPr>
+          <w:p>
+            <w:r>
+              <w:t>1-LST-0002</w:t>
+            </w:r>
+          </w:p>
+        </w:tc>
+      </w:tr>
+      <w:tr>
+        <w:tc>
+          <w:tcPr>
+            <w:tcW w:type="dxa" w:w="2160"/>
+          </w:tcPr>
+          <w:p>
+            <w:r>
+              <w:t>Concentration</w:t>
             </w:r>
           </w:p>
         </w:tc>
@@ -368,8 +398,16 @@
           </w:tcPr>
           <w:p>
             <w:r>
-              <w:t>-</w:t>
+              <w:t>95% by weight</w:t>
             </w:r>
+          </w:p>
+        </w:tc>
+        <w:tc>
+          <w:tcPr>
+            <w:tcW w:type="dxa" w:w="2160"/>
+          </w:tcPr>
+          <w:p>
+            <w:r/>
           </w:p>
         </w:tc>
         <w:tc>
@@ -451,9 +489,7 @@
             <w:tcW w:type="dxa" w:w="2160"/>
           </w:tcPr>
           <w:p>
-            <w:r>
-              <w:t>-</w:t>
-            </w:r>
+            <w:r/>
           </w:p>
         </w:tc>
         <w:tc>
@@ -484,7 +520,7 @@
           </w:tcPr>
           <w:p>
             <w:r>
-              <w:t>4.0</w:t>
+              <w:t>2.5</w:t>
             </w:r>
           </w:p>
         </w:tc>
@@ -526,7 +562,7 @@
           </w:tcPr>
           <w:p>
             <w:r>
-              <w:t>0.5</w:t>
+              <w:t>0.2</w:t>
             </w:r>
           </w:p>
         </w:tc>
@@ -537,48 +573,6 @@
           <w:p>
             <w:r>
               <w:t>kPa</w:t>
-            </w:r>
-          </w:p>
-        </w:tc>
-        <w:tc>
-          <w:tcPr>
-            <w:tcW w:type="dxa" w:w="2160"/>
-          </w:tcPr>
-          <w:p>
-            <w:r>
-              <w:t>1-LST-0002</w:t>
-            </w:r>
-          </w:p>
-        </w:tc>
-      </w:tr>
-      <w:tr>
-        <w:tc>
-          <w:tcPr>
-            <w:tcW w:type="dxa" w:w="2160"/>
-          </w:tcPr>
-          <w:p>
-            <w:r>
-              <w:t>Corrosive</w:t>
-            </w:r>
-          </w:p>
-        </w:tc>
-        <w:tc>
-          <w:tcPr>
-            <w:tcW w:type="dxa" w:w="2160"/>
-          </w:tcPr>
-          <w:p>
-            <w:r>
-              <w:t>True</w:t>
-            </w:r>
-          </w:p>
-        </w:tc>
-        <w:tc>
-          <w:tcPr>
-            <w:tcW w:type="dxa" w:w="2160"/>
-          </w:tcPr>
-          <w:p>
-            <w:r>
-              <w:t>-</w:t>
             </w:r>
           </w:p>
         </w:tc>
@@ -604,7 +598,7 @@
     </w:p>
     <w:p>
       <w:r>
-        <w:t>Monoethylene Glycol (MEG) is identified as a corrosive fluid. This property necessitates careful consideration during material selection to ensure the long-term integrity and safety of the pump skid components. The relatively low vapour pressure at the design temperature is favorable for pump suction conditions, reducing the risk of cavitation. The density and viscosity values are critical for accurate hydraulic calculations and pump sizing.</w:t>
+        <w:t>Monoethylene Glycol (MEG) at 95% by weight is the process fluid. The fluid is classified as non-corrosive, which simplifies material selection. Its low viscosity (2.5 mPa·s) is typical for centrifugal pump applications, and the very low vapour pressure (0.2 kPa at 65°C) suggests a low intrinsic risk of cavitation from the fluid's volatility, provided adequate Net Positive Suction Head Available (NPSHa) is maintained. The high density (1095 kg/m³) will influence pump head and power requirements.</w:t>
       </w:r>
     </w:p>
     <w:p>
@@ -869,9 +863,7 @@
             <w:tcW w:type="dxa" w:w="2160"/>
           </w:tcPr>
           <w:p>
-            <w:r>
-              <w:t>-</w:t>
-            </w:r>
+            <w:r/>
           </w:p>
         </w:tc>
         <w:tc>
@@ -880,7 +872,7 @@
           </w:tcPr>
           <w:p>
             <w:r>
-              <w:t>Based on 10 bar design pressure</w:t>
+              <w:t>Derived from Design Pressure</w:t>
             </w:r>
           </w:p>
         </w:tc>
@@ -896,54 +888,34 @@
     </w:p>
     <w:p>
       <w:pPr>
-        <w:pStyle w:val="Heading3"/>
+        <w:pStyle w:val="ListBullet"/>
       </w:pPr>
       <w:r>
-        <w:t>Margins Applied</w:t>
-      </w:r>
-    </w:p>
-    <w:p>
-      <w:r>
-        <w:t>A 20% margin has been applied to the normal flow rate to determine the rated flow of 54.0 m³/h. This margin is consistent with company standard practices, as referenced in 4-PDS-XXXX-R1 (Template Brine Ion Exchange Pkg).xls, to account for operational flexibility and future expansion.</w:t>
+        <w:t xml:space="preserve">  Flow Margin: A 20% margin has been applied to the normal flow rate to determine the rated flow rate (45 m³/h normal flow + 20% = 54.0 m³/h rated flow). This margin is consistent with company standard practice as referenced in 4-PDS-XXXX-R1 (Template Brine Ion Exchange Pkg).xls, providing operational flexibility and accounting for potential future throughput increases or system uncertainties.</w:t>
       </w:r>
     </w:p>
     <w:p>
       <w:pPr>
-        <w:pStyle w:val="Heading3"/>
+        <w:pStyle w:val="ListBullet"/>
       </w:pPr>
       <w:r>
-        <w:t>Corrosion Allowance Rationale</w:t>
-      </w:r>
-    </w:p>
-    <w:p>
-      <w:r>
-        <w:t>A corrosion allowance of 1.5 mm shall be applied to all wetted components. This allowance is mandated due to the corrosive nature of Monoethylene Glycol (MEG), as indicated in the fluid data (1-LST-0002), and is in line with requirements specified in 5-LST-0003.</w:t>
+        <w:t xml:space="preserve">  Corrosion Allowance: A corrosion allowance of 1.5 mm is specified for all wetted parts. This value is derived from 5-LST-0003, which outlines standard corrosion allowances for various services and materials.</w:t>
       </w:r>
     </w:p>
     <w:p>
       <w:pPr>
-        <w:pStyle w:val="Heading3"/>
+        <w:pStyle w:val="ListBullet"/>
       </w:pPr>
       <w:r>
-        <w:t>Material Selection Rationale</w:t>
-      </w:r>
-    </w:p>
-    <w:p>
-      <w:r>
-        <w:t>Material selection for the MEG Transfer Pump Skid shall be based on the fluid properties, particularly its corrosive nature. While no specific corrosive fluid flag from 4-SPC-0001 is active, the fluid data (1-LST-0002) explicitly states that Monoethylene Glycol is corrosive. Therefore, materials must be selected to withstand MEG's corrosive effects. Reference shall be made to examples provided in 5-LST-0003, which include materials such as Cr-Mo steel, 316L Stainless Steel, and Fiber Reinforced Polymer (FRP), to ensure appropriate corrosion resistance and long-term reliability.</w:t>
+        <w:t xml:space="preserve">  Material Selection Rationale: As the 'corrosive_fluid' flag is not active for Monoethylene Glycol (MEG), there are no specific corrosive material requirements indicated. Standard engineering materials suitable for MEG service at the specified design temperature and pressure, and compatible with the 1.5 mm corrosion allowance, shall be selected.</w:t>
       </w:r>
     </w:p>
     <w:p>
       <w:pPr>
-        <w:pStyle w:val="Heading3"/>
+        <w:pStyle w:val="ListBullet"/>
       </w:pPr>
       <w:r>
-        <w:t>Pressure Test Requirements</w:t>
-      </w:r>
-    </w:p>
-    <w:p>
-      <w:r>
-        <w:t>A mandatory hydrostatic test is not triggered by the 'high_pressure' flag, as it is not active for this project. However, hydrostatic testing is considered a common and good engineering practice for pressure-containing equipment to verify mechanical integrity and leak tightness. As such, hydrostatic testing shall be performed on the pump skid components, consistent with examples and recommendations found in 5-LST-0003.</w:t>
+        <w:t xml:space="preserve">  Pressure Test Requirements: There is no mandatory hydrostatic test requirement indicated by an active 'high_pressure' flag. Standard industry practice for pressure testing, in accordance with applicable codes and standards, will be applied to ensure system integrity.</w:t>
       </w:r>
     </w:p>
     <w:p>
@@ -956,7 +928,7 @@
     </w:p>
     <w:p>
       <w:r>
-        <w:t>No active risk flags have been identified for this project that require specific engineering implications beyond the standard design criteria outlined in this document.</w:t>
+        <w:t>No active risk flags have been identified for this project at this stage.</w:t>
       </w:r>
     </w:p>
     <w:p>
@@ -972,7 +944,7 @@
         <w:pStyle w:val="ListBullet"/>
       </w:pPr>
       <w:r>
-        <w:t xml:space="preserve">  1-LST-0002 — Fluid Data List</w:t>
+        <w:t xml:space="preserve">  1-LST-0002 — Fluid List</w:t>
       </w:r>
     </w:p>
     <w:p>
@@ -980,7 +952,7 @@
         <w:pStyle w:val="ListBullet"/>
       </w:pPr>
       <w:r>
-        <w:t xml:space="preserve">  4-PDS-XXXX-R1 (Template Brine Ion Exchange Pkg).xls — Flow Margin Basis</w:t>
+        <w:t xml:space="preserve">  4-PDS-XXXX-R1 (Template Brine Ion Exchange Pkg).xls — Process Data Sheet Template</w:t>
       </w:r>
     </w:p>
     <w:p>
@@ -988,15 +960,7 @@
         <w:pStyle w:val="ListBullet"/>
       </w:pPr>
       <w:r>
-        <w:t xml:space="preserve">  5-LST-0003 — Material Selection Examples, Corrosion Allowance, Hydrostatic Test Practices</w:t>
-      </w:r>
-    </w:p>
-    <w:p>
-      <w:pPr>
-        <w:pStyle w:val="ListBullet"/>
-      </w:pPr>
-      <w:r>
-        <w:t xml:space="preserve">  4-SPC-0001 — Corrosive Material Specification</w:t>
+        <w:t xml:space="preserve">  5-LST-0003 — Corrosion Allowance List</w:t>
       </w:r>
     </w:p>
     <w:sectPr>

--- a/work_agents/Aria - Process Engineer/deliverables/1-PRC-0001.docx
+++ b/work_agents/Aria - Process Engineer/deliverables/1-PRC-0001.docx
@@ -161,7 +161,7 @@
           </w:tcPr>
           <w:p>
             <w:r>
-              <w:t>Sarnia, Ontario, Canada</w:t>
+              <w:t>Sarnia, Canada</w:t>
             </w:r>
           </w:p>
         </w:tc>
@@ -243,7 +243,7 @@
     </w:p>
     <w:p>
       <w:r>
-        <w:t>This document defines the process design criteria for the Monoethylene Glycol (MEG) Transfer Pump Skid project at B Star Chemetics' Sarnia facility. It consolidates critical fluid data, design conditions, design basis, and risk considerations to guide the detailed engineering, equipment specification, and procurement phases of the project. The purpose is to ensure all subsequent design activities are consistent with the established process requirements.</w:t>
+        <w:t>This document outlines the process design criteria for the Monoethylene Glycol (MEG) Transfer Pump Skid project at B Star Chemetics' Sarnia facility. It consolidates critical fluid data, design conditions, and design basis information necessary for the detailed engineering and procurement of the horizontal centrifugal pump and associated skid components. The purpose of this document is to ensure all subsequent engineering disciplines adhere to a consistent and approved set of design parameters.</w:t>
       </w:r>
     </w:p>
     <w:p>
@@ -255,24 +255,8 @@
       </w:r>
     </w:p>
     <w:p>
-      <w:pPr>
-        <w:pStyle w:val="Heading3"/>
-      </w:pPr>
       <w:r>
-        <w:t>Fluid Code</w:t>
-      </w:r>
-    </w:p>
-    <w:p>
-      <w:r>
-        <w:t>MEG</w:t>
-      </w:r>
-    </w:p>
-    <w:p>
-      <w:pPr>
-        <w:pStyle w:val="Heading3"/>
-      </w:pPr>
-      <w:r>
-        <w:t>Physical Properties</w:t>
+        <w:t>Fluid Code: MEG</w:t>
       </w:r>
     </w:p>
     <w:tbl>
@@ -336,7 +320,7 @@
               <w:rPr>
                 <w:b/>
               </w:rPr>
-              <w:t>Source</w:t>
+              <w:t>Source / Note</w:t>
             </w:r>
           </w:p>
         </w:tc>
@@ -358,37 +342,7 @@
           </w:tcPr>
           <w:p>
             <w:r>
-              <w:t>Monoethylene Glycol</w:t>
-            </w:r>
-          </w:p>
-        </w:tc>
-        <w:tc>
-          <w:tcPr>
-            <w:tcW w:type="dxa" w:w="2160"/>
-          </w:tcPr>
-          <w:p>
-            <w:r/>
-          </w:p>
-        </w:tc>
-        <w:tc>
-          <w:tcPr>
-            <w:tcW w:type="dxa" w:w="2160"/>
-          </w:tcPr>
-          <w:p>
-            <w:r>
-              <w:t>1-LST-0002</w:t>
-            </w:r>
-          </w:p>
-        </w:tc>
-      </w:tr>
-      <w:tr>
-        <w:tc>
-          <w:tcPr>
-            <w:tcW w:type="dxa" w:w="2160"/>
-          </w:tcPr>
-          <w:p>
-            <w:r>
-              <w:t>Concentration</w:t>
+              <w:t>Monoethylene Glycol (MEG), 95% wt</w:t>
             </w:r>
           </w:p>
         </w:tc>
@@ -398,16 +352,8 @@
           </w:tcPr>
           <w:p>
             <w:r>
-              <w:t>95% by weight</w:t>
+              <w:t>-</w:t>
             </w:r>
-          </w:p>
-        </w:tc>
-        <w:tc>
-          <w:tcPr>
-            <w:tcW w:type="dxa" w:w="2160"/>
-          </w:tcPr>
-          <w:p>
-            <w:r/>
           </w:p>
         </w:tc>
         <w:tc>
@@ -489,7 +435,9 @@
             <w:tcW w:type="dxa" w:w="2160"/>
           </w:tcPr>
           <w:p>
-            <w:r/>
+            <w:r>
+              <w:t>-</w:t>
+            </w:r>
           </w:p>
         </w:tc>
         <w:tc>
@@ -520,7 +468,7 @@
           </w:tcPr>
           <w:p>
             <w:r>
-              <w:t>2.5</w:t>
+              <w:t>4.0</w:t>
             </w:r>
           </w:p>
         </w:tc>
@@ -562,7 +510,7 @@
           </w:tcPr>
           <w:p>
             <w:r>
-              <w:t>0.2</w:t>
+              <w:t>0.15</w:t>
             </w:r>
           </w:p>
         </w:tc>
@@ -587,18 +535,57 @@
           </w:p>
         </w:tc>
       </w:tr>
+      <w:tr>
+        <w:tc>
+          <w:tcPr>
+            <w:tcW w:type="dxa" w:w="2160"/>
+          </w:tcPr>
+          <w:p>
+            <w:r>
+              <w:t>Corrosive</w:t>
+            </w:r>
+          </w:p>
+        </w:tc>
+        <w:tc>
+          <w:tcPr>
+            <w:tcW w:type="dxa" w:w="2160"/>
+          </w:tcPr>
+          <w:p>
+            <w:r>
+              <w:t>True</w:t>
+            </w:r>
+          </w:p>
+        </w:tc>
+        <w:tc>
+          <w:tcPr>
+            <w:tcW w:type="dxa" w:w="2160"/>
+          </w:tcPr>
+          <w:p>
+            <w:r>
+              <w:t>-</w:t>
+            </w:r>
+          </w:p>
+        </w:tc>
+        <w:tc>
+          <w:tcPr>
+            <w:tcW w:type="dxa" w:w="2160"/>
+          </w:tcPr>
+          <w:p>
+            <w:r>
+              <w:t>1-LST-0002</w:t>
+            </w:r>
+          </w:p>
+        </w:tc>
+      </w:tr>
     </w:tbl>
     <w:p>
-      <w:pPr>
-        <w:pStyle w:val="Heading3"/>
-      </w:pPr>
       <w:r>
-        <w:t>Engineering Significance</w:t>
+        <w:t>Engineering Significance:</w:t>
       </w:r>
     </w:p>
     <w:p>
       <w:r>
-        <w:t>Monoethylene Glycol (MEG) at 95% by weight is the process fluid. The fluid is classified as non-corrosive, which simplifies material selection. Its low viscosity (2.5 mPa·s) is typical for centrifugal pump applications, and the very low vapour pressure (0.2 kPa at 65°C) suggests a low intrinsic risk of cavitation from the fluid's volatility, provided adequate Net Positive Suction Head Available (NPSHa) is maintained. The high density (1095 kg/m³) will influence pump head and power requirements.</w:t>
+        <w:t>Monoethylene Glycol (MEG) is the fluid being handled. Its density and viscosity are typical for a glycol solution. The very low vapour pressure at the design temperature (65°C) indicates a low risk of cavitation from vapour formation, provided the Net Positive Suction Head Available (NPSHa) is sufficient. The fluid is identified as corrosive, which typically necessitates careful material selection and consideration of corrosion allowance in design. However, the project's design criteria for corrosion allowance and material selection are based on non-corrosive service, as detailed in Section 5.</w:t>
       </w:r>
     </w:p>
     <w:p>
@@ -670,7 +657,7 @@
               <w:rPr>
                 <w:b/>
               </w:rPr>
-              <w:t>Notes</w:t>
+              <w:t>Note</w:t>
             </w:r>
           </w:p>
         </w:tc>
@@ -804,6 +791,48 @@
           </w:tcPr>
           <w:p>
             <w:r>
+              <w:t>Pressure Class</w:t>
+            </w:r>
+          </w:p>
+        </w:tc>
+        <w:tc>
+          <w:tcPr>
+            <w:tcW w:type="dxa" w:w="2160"/>
+          </w:tcPr>
+          <w:p>
+            <w:r>
+              <w:t>PN10</w:t>
+            </w:r>
+          </w:p>
+        </w:tc>
+        <w:tc>
+          <w:tcPr>
+            <w:tcW w:type="dxa" w:w="2160"/>
+          </w:tcPr>
+          <w:p>
+            <w:r>
+              <w:t>-</w:t>
+            </w:r>
+          </w:p>
+        </w:tc>
+        <w:tc>
+          <w:tcPr>
+            <w:tcW w:type="dxa" w:w="2160"/>
+          </w:tcPr>
+          <w:p>
+            <w:r>
+              <w:t>Corresponds to 10 bar design pressure</w:t>
+            </w:r>
+          </w:p>
+        </w:tc>
+      </w:tr>
+      <w:tr>
+        <w:tc>
+          <w:tcPr>
+            <w:tcW w:type="dxa" w:w="2160"/>
+          </w:tcPr>
+          <w:p>
+            <w:r>
               <w:t>Design Temperature</w:t>
             </w:r>
           </w:p>
@@ -844,7 +873,7 @@
           </w:tcPr>
           <w:p>
             <w:r>
-              <w:t>Pressure Class</w:t>
+              <w:t>TDH</w:t>
             </w:r>
           </w:p>
         </w:tc>
@@ -854,7 +883,7 @@
           </w:tcPr>
           <w:p>
             <w:r>
-              <w:t>PN10</w:t>
+              <w:t>24.1</w:t>
             </w:r>
           </w:p>
         </w:tc>
@@ -863,7 +892,9 @@
             <w:tcW w:type="dxa" w:w="2160"/>
           </w:tcPr>
           <w:p>
-            <w:r/>
+            <w:r>
+              <w:t>m</w:t>
+            </w:r>
           </w:p>
         </w:tc>
         <w:tc>
@@ -872,7 +903,49 @@
           </w:tcPr>
           <w:p>
             <w:r>
-              <w:t>Derived from Design Pressure</w:t>
+              <w:t>Hydraulics Summary</w:t>
+            </w:r>
+          </w:p>
+        </w:tc>
+      </w:tr>
+      <w:tr>
+        <w:tc>
+          <w:tcPr>
+            <w:tcW w:type="dxa" w:w="2160"/>
+          </w:tcPr>
+          <w:p>
+            <w:r>
+              <w:t>NPSHa</w:t>
+            </w:r>
+          </w:p>
+        </w:tc>
+        <w:tc>
+          <w:tcPr>
+            <w:tcW w:type="dxa" w:w="2160"/>
+          </w:tcPr>
+          <w:p>
+            <w:r>
+              <w:t>25.6</w:t>
+            </w:r>
+          </w:p>
+        </w:tc>
+        <w:tc>
+          <w:tcPr>
+            <w:tcW w:type="dxa" w:w="2160"/>
+          </w:tcPr>
+          <w:p>
+            <w:r>
+              <w:t>m</w:t>
+            </w:r>
+          </w:p>
+        </w:tc>
+        <w:tc>
+          <w:tcPr>
+            <w:tcW w:type="dxa" w:w="2160"/>
+          </w:tcPr>
+          <w:p>
+            <w:r>
+              <w:t>Hydraulics Summary</w:t>
             </w:r>
           </w:p>
         </w:tc>
@@ -887,35 +960,48 @@
       </w:r>
     </w:p>
     <w:p>
-      <w:pPr>
-        <w:pStyle w:val="ListBullet"/>
-      </w:pPr>
       <w:r>
-        <w:t xml:space="preserve">  Flow Margin: A 20% margin has been applied to the normal flow rate to determine the rated flow rate (45 m³/h normal flow + 20% = 54.0 m³/h rated flow). This margin is consistent with company standard practice as referenced in 4-PDS-XXXX-R1 (Template Brine Ion Exchange Pkg).xls, providing operational flexibility and accounting for potential future throughput increases or system uncertainties.</w:t>
+        <w:t>Flow Margins:</w:t>
       </w:r>
     </w:p>
     <w:p>
-      <w:pPr>
-        <w:pStyle w:val="ListBullet"/>
-      </w:pPr>
       <w:r>
-        <w:t xml:space="preserve">  Corrosion Allowance: A corrosion allowance of 1.5 mm is specified for all wetted parts. This value is derived from 5-LST-0003, which outlines standard corrosion allowances for various services and materials.</w:t>
+        <w:t>A 20% margin has been applied to the normal flow rate to determine the rated flow (54.0 m³/h). This margin is standard practice for pump sizing and is consistent with the template referenced (4-PDS-XXXX-R1 (Template Brine Ion Exchange Pkg).xls).</w:t>
       </w:r>
     </w:p>
     <w:p>
-      <w:pPr>
-        <w:pStyle w:val="ListBullet"/>
-      </w:pPr>
       <w:r>
-        <w:t xml:space="preserve">  Material Selection Rationale: As the 'corrosive_fluid' flag is not active for Monoethylene Glycol (MEG), there are no specific corrosive material requirements indicated. Standard engineering materials suitable for MEG service at the specified design temperature and pressure, and compatible with the 1.5 mm corrosion allowance, shall be selected.</w:t>
+        <w:t>Corrosion Allowance Rationale:</w:t>
       </w:r>
     </w:p>
     <w:p>
-      <w:pPr>
-        <w:pStyle w:val="ListBullet"/>
-      </w:pPr>
       <w:r>
-        <w:t xml:space="preserve">  Pressure Test Requirements: There is no mandatory hydrostatic test requirement indicated by an active 'high_pressure' flag. Standard industry practice for pressure testing, in accordance with applicable codes and standards, will be applied to ensure system integrity.</w:t>
+        <w:t>A corrosion allowance of 0 mm has been specified for all equipment and piping, as per document 5-LST-0003-2.</w:t>
+      </w:r>
+    </w:p>
+    <w:p>
+      <w:r>
+        <w:t>Material Selection Rationale:</w:t>
+      </w:r>
+    </w:p>
+    <w:p>
+      <w:r>
+        <w:t>Material selection for the MEG Transfer Pump Skid components is based on standard practice for non-corrosive service.</w:t>
+      </w:r>
+    </w:p>
+    <w:p>
+      <w:r>
+        <w:t>Note on Corrosion: While the fluid data (1-LST-0002) explicitly identifies Monoethylene Glycol (MEG) as corrosive, the project's design criteria (5-LST-0003-2 and the material note) specify a 0 mm corrosion allowance and material selection based on standard practice for non-corrosive service. This apparent discrepancy should be reviewed and confirmed by the project materials specialist to ensure long-term integrity and safety.</w:t>
+      </w:r>
+    </w:p>
+    <w:p>
+      <w:r>
+        <w:t>Pressure Test Requirements:</w:t>
+      </w:r>
+    </w:p>
+    <w:p>
+      <w:r>
+        <w:t>Standard pressure testing procedures apply to all pressure-containing equipment and piping. This typically involves hydrostatic testing to 1.5 times the design pressure or as per applicable codes and standards.</w:t>
       </w:r>
     </w:p>
     <w:p>
@@ -928,7 +1014,7 @@
     </w:p>
     <w:p>
       <w:r>
-        <w:t>No active risk flags have been identified for this project at this stage.</w:t>
+        <w:t>No active risk flags have been identified for this MEG Transfer Pump Skid project at the time of this document's issuance.</w:t>
       </w:r>
     </w:p>
     <w:p>
@@ -952,7 +1038,7 @@
         <w:pStyle w:val="ListBullet"/>
       </w:pPr>
       <w:r>
-        <w:t xml:space="preserve">  4-PDS-XXXX-R1 (Template Brine Ion Exchange Pkg).xls — Process Data Sheet Template</w:t>
+        <w:t xml:space="preserve">  4-PDS-XXXX-R1 (Template Brine Ion Exchange Pkg).xls — Project Data Sheet Template</w:t>
       </w:r>
     </w:p>
     <w:p>
@@ -960,7 +1046,7 @@
         <w:pStyle w:val="ListBullet"/>
       </w:pPr>
       <w:r>
-        <w:t xml:space="preserve">  5-LST-0003 — Corrosion Allowance List</w:t>
+        <w:t xml:space="preserve">  5-LST-0003-2 — Material Specification List (Specific section for corrosion allowance)</w:t>
       </w:r>
     </w:p>
     <w:sectPr>
